--- a/docs/exports/05-SECURITY.docx
+++ b/docs/exports/05-SECURITY.docx
@@ -1300,6 +1300,70 @@
       </w:r>
       <w:r>
         <w:t xml:space="preserve">path that would otherwise let injected content pull internal URLs.</w:t>
+      </w:r>
+    </w:p>
+    <w:p>
+      <w:pPr>
+        <w:pStyle w:val="Compact"/>
+        <w:numPr>
+          <w:ilvl w:val="0"/>
+          <w:numId w:val="1005"/>
+        </w:numPr>
+      </w:pPr>
+      <w:r>
+        <w:rPr>
+          <w:b/>
+          <w:bCs/>
+        </w:rPr>
+        <w:t xml:space="preserve">Article-body fetching (D-013):</w:t>
+      </w:r>
+      <w:r>
+        <w:t xml:space="preserve"> </w:t>
+      </w:r>
+      <w:r>
+        <w:t xml:space="preserve">full text is fetched only from article URLs that came</w:t>
+      </w:r>
+      <w:r>
+        <w:t xml:space="preserve"> </w:t>
+      </w:r>
+      <w:r>
+        <w:t xml:space="preserve">from the trusted feeds/GDELT, with a timeout, a response-size cap, and</w:t>
+      </w:r>
+      <w:r>
+        <w:t xml:space="preserve"> </w:t>
+      </w:r>
+      <w:r>
+        <w:rPr>
+          <w:b/>
+          <w:bCs/>
+        </w:rPr>
+        <w:t xml:space="preserve">no redirects to</w:t>
+      </w:r>
+      <w:r>
+        <w:rPr>
+          <w:b/>
+          <w:bCs/>
+        </w:rPr>
+        <w:t xml:space="preserve"> </w:t>
+      </w:r>
+      <w:r>
+        <w:rPr>
+          <w:b/>
+          <w:bCs/>
+        </w:rPr>
+        <w:t xml:space="preserve">private/internal addresses</w:t>
+      </w:r>
+      <w:r>
+        <w:t xml:space="preserve"> </w:t>
+      </w:r>
+      <w:r>
+        <w:t xml:space="preserve">(block RFC1918 / localhost / link-local). Never fetch URLs</w:t>
+      </w:r>
+      <w:r>
+        <w:t xml:space="preserve"> </w:t>
+      </w:r>
+      <w:r>
+        <w:t xml:space="preserve">found inside article text or user questions.</w:t>
       </w:r>
     </w:p>
     <w:bookmarkEnd w:id="15"/>
